--- a/docs/patent/docx/专利1_双身份社交图谱架构.docx
+++ b/docs/patent/docx/专利1_双身份社交图谱架构.docx
@@ -1011,7 +1011,222 @@
           <w:color w:val="1F497D"/>
           <w:sz w:val="28"/>
         </w:rPr>
-        <w:t>四、摘要</w:t>
+        <w:t>四、附图说明</w:t>
+      </w:r>
+    </w:p>
+    <w:p>
+      <w:pPr>
+        <w:spacing w:before="0" w:after="60"/>
+        <w:ind w:left="0"/>
+      </w:pPr>
+      <w:r>
+        <w:rPr>
+          <w:rFonts w:eastAsia="微软雅黑"/>
+          <w:rFonts w:ascii="微软雅黑" w:hAnsi="微软雅黑"/>
+          <w:b w:val="0"/>
+          <w:sz w:val="21"/>
+        </w:rPr>
+        <w:t>附图1为本发明双身份社交图谱的节点关系示意图，展示真人节点（Real Self）、分身节点（Digital Twin）及二者之间的 owns 关系边，以及两组节点间的 friends/twin_friends 双层好友关系边。</w:t>
+      </w:r>
+    </w:p>
+    <w:p>
+      <w:pPr>
+        <w:spacing w:before="0" w:after="60"/>
+        <w:ind w:left="0"/>
+      </w:pPr>
+      <w:r>
+        <w:rPr>
+          <w:rFonts w:eastAsia="微软雅黑"/>
+          <w:rFonts w:ascii="微软雅黑" w:hAnsi="微软雅黑"/>
+          <w:b w:val="0"/>
+          <w:sz w:val="21"/>
+        </w:rPr>
+        <w:t>附图2为用户注册流程图，展示客户端发起注册请求后，服务端同步创建真人节点与分身节点的处理步骤，以及双节点绑定写入图谱的完整流程。</w:t>
+      </w:r>
+    </w:p>
+    <w:p>
+      <w:pPr>
+        <w:spacing w:before="0" w:after="60"/>
+        <w:ind w:left="0"/>
+      </w:pPr>
+      <w:r>
+        <w:rPr>
+          <w:rFonts w:eastAsia="微软雅黑"/>
+          <w:rFonts w:ascii="微软雅黑" w:hAnsi="微软雅黑"/>
+          <w:b w:val="0"/>
+          <w:sz w:val="21"/>
+        </w:rPr>
+        <w:t>附图3为图谱查询与双身份展示流程图，展示以真人节点为起点进行广度优先遍历、收集好友双节点信息并返回客户端渲染的处理步骤。</w:t>
+      </w:r>
+    </w:p>
+    <w:p>
+      <w:pPr>
+        <w:spacing w:before="0" w:after="60"/>
+        <w:ind w:left="0"/>
+      </w:pPr>
+      <w:r>
+        <w:rPr>
+          <w:rFonts w:eastAsia="微软雅黑"/>
+          <w:rFonts w:ascii="微软雅黑" w:hAnsi="微软雅黑"/>
+          <w:b w:val="0"/>
+          <w:sz w:val="21"/>
+        </w:rPr>
+        <w:t>（以上附图由专利代理人依据说明书内容绘制。）</w:t>
+      </w:r>
+    </w:p>
+    <w:p>
+      <w:pPr>
+        <w:spacing w:before="80" w:after="80"/>
+      </w:pPr>
+      <w:r>
+        <w:rPr>
+          <w:rFonts w:eastAsia="微软雅黑"/>
+          <w:rFonts w:ascii="微软雅黑" w:hAnsi="微软雅黑"/>
+          <w:b w:val="0"/>
+          <w:color w:val="B4B4B4"/>
+          <w:sz w:val="18"/>
+        </w:rPr>
+        <w:t>――――――――――――――――――――――――――――――</w:t>
+      </w:r>
+    </w:p>
+    <w:p>
+      <w:pPr>
+        <w:spacing w:before="200" w:after="120"/>
+        <w:ind w:left="0"/>
+      </w:pPr>
+      <w:r>
+        <w:rPr>
+          <w:rFonts w:eastAsia="微软雅黑"/>
+          <w:rFonts w:ascii="微软雅黑" w:hAnsi="微软雅黑"/>
+          <w:b/>
+          <w:color w:val="1F497D"/>
+          <w:sz w:val="28"/>
+        </w:rPr>
+        <w:t>五、具体实施方式</w:t>
+      </w:r>
+    </w:p>
+    <w:p>
+      <w:pPr>
+        <w:spacing w:before="160" w:after="80"/>
+        <w:ind w:left="0"/>
+      </w:pPr>
+      <w:r>
+        <w:rPr>
+          <w:rFonts w:eastAsia="微软雅黑"/>
+          <w:rFonts w:ascii="微软雅黑" w:hAnsi="微软雅黑"/>
+          <w:b/>
+          <w:color w:val="365F91"/>
+          <w:sz w:val="24"/>
+        </w:rPr>
+        <w:t>实施例一：用户注册与双节点同步建立</w:t>
+      </w:r>
+    </w:p>
+    <w:p>
+      <w:pPr>
+        <w:spacing w:before="0" w:after="60"/>
+        <w:ind w:left="0"/>
+      </w:pPr>
+      <w:r>
+        <w:rPr>
+          <w:rFonts w:eastAsia="微软雅黑"/>
+          <w:rFonts w:ascii="微软雅黑" w:hAnsi="微软雅黑"/>
+          <w:b w:val="0"/>
+          <w:sz w:val="21"/>
+        </w:rPr>
+        <w:t>用户甲通过客户端填写注册信息后，服务端在 social_graph 数据库中同步执行两条写操作：插入真人节点（node_type="real_self"，node_id="U001"）和分身节点（node_type="digital_twin"，node_id="T001"，active=true），并在两节点间写入 owns 关系边，记录绑定时间戳。甲的个人信息写入真人节点，初始性格画像（四维默认值）写入分身节点。注册完成后，前端同时显示真人头像和分身头像占位框，引导甲完善分身性格。</w:t>
+      </w:r>
+    </w:p>
+    <w:p>
+      <w:pPr>
+        <w:spacing w:before="160" w:after="80"/>
+        <w:ind w:left="0"/>
+      </w:pPr>
+      <w:r>
+        <w:rPr>
+          <w:rFonts w:eastAsia="微软雅黑"/>
+          <w:rFonts w:ascii="微软雅黑" w:hAnsi="微软雅黑"/>
+          <w:b/>
+          <w:color w:val="365F91"/>
+          <w:sz w:val="24"/>
+        </w:rPr>
+        <w:t>实施例二：好友关系建立与分身节点自动关联</w:t>
+      </w:r>
+    </w:p>
+    <w:p>
+      <w:pPr>
+        <w:spacing w:before="0" w:after="60"/>
+        <w:ind w:left="0"/>
+      </w:pPr>
+      <w:r>
+        <w:rPr>
+          <w:rFonts w:eastAsia="微软雅黑"/>
+          <w:rFonts w:ascii="微软雅黑" w:hAnsi="微软雅黑"/>
+          <w:b w:val="0"/>
+          <w:sz w:val="21"/>
+        </w:rPr>
+        <w:t>甲向乙发起好友申请（sender_mode=real），乙以真人身份确认后，系统在图谱中写入两条关系边：甲的真人节点→乙的真人节点（关系类型 friends），以及甲的分身节点→乙的分身节点（关系类型 twin_friends）。若甲尝试以分身身份发起好友申请，系统返回403，确保好友关系建立必须由真人身份完成。</w:t>
+      </w:r>
+    </w:p>
+    <w:p>
+      <w:pPr>
+        <w:spacing w:before="160" w:after="80"/>
+        <w:ind w:left="0"/>
+      </w:pPr>
+      <w:r>
+        <w:rPr>
+          <w:rFonts w:eastAsia="微软雅黑"/>
+          <w:rFonts w:ascii="微软雅黑" w:hAnsi="微软雅黑"/>
+          <w:b/>
+          <w:color w:val="365F91"/>
+          <w:sz w:val="24"/>
+        </w:rPr>
+        <w:t>实施例三：社交图谱查询与双身份列表展示</w:t>
+      </w:r>
+    </w:p>
+    <w:p>
+      <w:pPr>
+        <w:spacing w:before="0" w:after="60"/>
+        <w:ind w:left="0"/>
+      </w:pPr>
+      <w:r>
+        <w:rPr>
+          <w:rFonts w:eastAsia="微软雅黑"/>
+          <w:rFonts w:ascii="微软雅黑" w:hAnsi="微软雅黑"/>
+          <w:b w:val="0"/>
+          <w:sz w:val="21"/>
+        </w:rPr>
+        <w:t>甲请求好友列表时，系统从图谱中以甲的真人节点为起点执行遍历，收集所有 friends 关系邻居节点，同时对每个好友节点检索其对应分身节点信息，返回合并结果。客户端渲染时每位好友展示真人头像和分身头像，并标注分身信任等级（L0-L4），甲可选择向好友本人或其分身发起对话。</w:t>
+      </w:r>
+    </w:p>
+    <w:p>
+      <w:pPr>
+        <w:spacing w:before="80" w:after="80"/>
+      </w:pPr>
+      <w:r>
+        <w:rPr>
+          <w:rFonts w:eastAsia="微软雅黑"/>
+          <w:rFonts w:ascii="微软雅黑" w:hAnsi="微软雅黑"/>
+          <w:b w:val="0"/>
+          <w:color w:val="B4B4B4"/>
+          <w:sz w:val="18"/>
+        </w:rPr>
+        <w:t>――――――――――――――――――――――――――――――</w:t>
+      </w:r>
+    </w:p>
+    <w:p>
+      <w:pPr>
+        <w:spacing w:before="200" w:after="120"/>
+        <w:ind w:left="0"/>
+      </w:pPr>
+      <w:r>
+        <w:rPr>
+          <w:rFonts w:eastAsia="微软雅黑"/>
+          <w:rFonts w:ascii="微软雅黑" w:hAnsi="微软雅黑"/>
+          <w:b/>
+          <w:color w:val="1F497D"/>
+          <w:sz w:val="28"/>
+        </w:rPr>
+        <w:t>六、摘要</w:t>
       </w:r>
     </w:p>
     <w:p>
@@ -1057,7 +1272,7 @@
           <w:color w:val="1F497D"/>
           <w:sz w:val="28"/>
         </w:rPr>
-        <w:t>五、权利要求书</w:t>
+        <w:t>七、权利要求书</w:t>
       </w:r>
     </w:p>
     <w:p>
@@ -1163,7 +1378,7 @@
           <w:color w:val="1F497D"/>
           <w:sz w:val="28"/>
         </w:rPr>
-        <w:t>五、在先技术对比</w:t>
+        <w:t>八、在先技术对比</w:t>
       </w:r>
     </w:p>
     <w:tbl>
@@ -1437,7 +1652,7 @@
           <w:color w:val="1F497D"/>
           <w:sz w:val="28"/>
         </w:rPr>
-        <w:t>六、确权证据</w:t>
+        <w:t>九、确权证据</w:t>
       </w:r>
     </w:p>
     <w:tbl>
@@ -1696,7 +1911,7 @@
           <w:color w:val="1F497D"/>
           <w:sz w:val="28"/>
         </w:rPr>
-        <w:t>七、附件说明</w:t>
+        <w:t>十、附件说明</w:t>
       </w:r>
     </w:p>
     <w:p>
